--- a/docs/ПЗ_Титульник_Панкратов_ОК.docx
+++ b/docs/ПЗ_Титульник_Панкратов_ОК.docx
@@ -1368,6 +1368,68 @@
           <w:szCs w:val="24"/>
         </w:rPr>
       </w:pPr>
+      <w:r>
+        <w:rPr>
+          <w:b/>
+          <w:bCs/>
+          <w:noProof/>
+        </w:rPr>
+        <w:drawing>
+          <wp:anchor distT="0" distB="0" distL="114300" distR="114300" simplePos="0" relativeHeight="251662336" behindDoc="1" locked="0" layoutInCell="1" allowOverlap="1" wp14:anchorId="3D947B48" wp14:editId="044A4510">
+            <wp:simplePos x="0" y="0"/>
+            <wp:positionH relativeFrom="column">
+              <wp:posOffset>4360447</wp:posOffset>
+            </wp:positionH>
+            <wp:positionV relativeFrom="paragraph">
+              <wp:posOffset>121851</wp:posOffset>
+            </wp:positionV>
+            <wp:extent cx="898796" cy="548348"/>
+            <wp:effectExtent l="38100" t="63500" r="41275" b="61595"/>
+            <wp:wrapNone/>
+            <wp:docPr id="1930967949" name="Picture 1930967949"/>
+            <wp:cNvGraphicFramePr>
+              <a:graphicFrameLocks xmlns:a="http://schemas.openxmlformats.org/drawingml/2006/main" noChangeAspect="1"/>
+            </wp:cNvGraphicFramePr>
+            <a:graphic xmlns:a="http://schemas.openxmlformats.org/drawingml/2006/main">
+              <a:graphicData uri="http://schemas.openxmlformats.org/drawingml/2006/picture">
+                <pic:pic xmlns:pic="http://schemas.openxmlformats.org/drawingml/2006/picture">
+                  <pic:nvPicPr>
+                    <pic:cNvPr id="1" name=""/>
+                    <pic:cNvPicPr/>
+                  </pic:nvPicPr>
+                  <pic:blipFill>
+                    <a:blip r:embed="rId9" cstate="print">
+                      <a:extLst>
+                        <a:ext uri="{28A0092B-C50C-407E-A947-70E740481C1C}">
+                          <a14:useLocalDpi xmlns:a14="http://schemas.microsoft.com/office/drawing/2010/main" val="0"/>
+                        </a:ext>
+                      </a:extLst>
+                    </a:blip>
+                    <a:stretch>
+                      <a:fillRect/>
+                    </a:stretch>
+                  </pic:blipFill>
+                  <pic:spPr>
+                    <a:xfrm rot="21132564">
+                      <a:off x="0" y="0"/>
+                      <a:ext cx="898796" cy="548348"/>
+                    </a:xfrm>
+                    <a:prstGeom prst="rect">
+                      <a:avLst/>
+                    </a:prstGeom>
+                  </pic:spPr>
+                </pic:pic>
+              </a:graphicData>
+            </a:graphic>
+            <wp14:sizeRelH relativeFrom="margin">
+              <wp14:pctWidth>0</wp14:pctWidth>
+            </wp14:sizeRelH>
+            <wp14:sizeRelV relativeFrom="margin">
+              <wp14:pctHeight>0</wp14:pctHeight>
+            </wp14:sizeRelV>
+          </wp:anchor>
+        </w:drawing>
+      </w:r>
       <w:r>
         <w:rPr>
           <w:noProof/>
@@ -7803,28 +7865,28 @@
 </file>
 
 <file path=customXml/item1.xml><?xml version="1.0" encoding="utf-8"?>
-<b:Sources xmlns:b="http://schemas.openxmlformats.org/officeDocument/2006/bibliography" xmlns="http://schemas.openxmlformats.org/officeDocument/2006/bibliography" SelectedStyle="\APASixthEditionOfficeOnline.xsl" StyleName="APA" Version="6"/>
-</file>
-
-<file path=customXml/item2.xml><?xml version="1.0" encoding="utf-8"?>
 <go:gDocsCustomXmlDataStorage xmlns:go="http://customooxmlschemas.google.com/" xmlns:r="http://schemas.openxmlformats.org/officeDocument/2006/relationships" uri="GoogleDocsCustomDataVersion2">
   <go:docsCustomData xmlns:go="http://customooxmlschemas.google.com/" roundtripDataSignature="AMtx7mh2HQ/zzkQ4v3FE1HHoQOrVd2Qmxg==">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</go:docsCustomData>
 </go:gDocsCustomXmlDataStorage>
 </file>
 
-<file path=customXml/itemProps1.xml><?xml version="1.0" encoding="utf-8"?>
-<ds:datastoreItem xmlns:ds="http://schemas.openxmlformats.org/officeDocument/2006/customXml" ds:itemID="{A70D0664-AAF4-485D-B537-0C18ABC1D957}">
-  <ds:schemaRefs>
-    <ds:schemaRef ds:uri="http://schemas.openxmlformats.org/officeDocument/2006/bibliography"/>
-  </ds:schemaRefs>
-</ds:datastoreItem>
+<file path=customXml/item2.xml><?xml version="1.0" encoding="utf-8"?>
+<b:Sources xmlns:b="http://schemas.openxmlformats.org/officeDocument/2006/bibliography" xmlns="http://schemas.openxmlformats.org/officeDocument/2006/bibliography" SelectedStyle="\APASixthEditionOfficeOnline.xsl" StyleName="APA" Version="6"/>
 </file>
 
-<file path=customXml/itemProps2.xml><?xml version="1.0" encoding="utf-8"?>
+<file path=customXml/itemProps1.xml><?xml version="1.0" encoding="utf-8"?>
 <ds:datastoreItem xmlns:ds="http://schemas.openxmlformats.org/officeDocument/2006/customXml" ds:itemID="{11111111-1234-1234-1234-123412341234}">
   <ds:schemaRefs>
     <ds:schemaRef ds:uri="http://customooxmlschemas.google.com/"/>
     <ds:schemaRef ds:uri="http://schemas.openxmlformats.org/officeDocument/2006/relationships"/>
   </ds:schemaRefs>
 </ds:datastoreItem>
+</file>
+
+<file path=customXml/itemProps2.xml><?xml version="1.0" encoding="utf-8"?>
+<ds:datastoreItem xmlns:ds="http://schemas.openxmlformats.org/officeDocument/2006/customXml" ds:itemID="{A70D0664-AAF4-485D-B537-0C18ABC1D957}">
+  <ds:schemaRefs>
+    <ds:schemaRef ds:uri="http://schemas.openxmlformats.org/officeDocument/2006/bibliography"/>
+  </ds:schemaRefs>
+</ds:datastoreItem>
 </file>